--- a/documents/diplomatic/005/transcription.docx
+++ b/documents/diplomatic/005/transcription.docx
@@ -78,25 +78,25 @@
         <w:jc w:val="left"/>
         <w:rPr>
           <w:rFonts w:ascii="Times New Roman" w:cs="Times New Roman" w:eastAsia="Times New Roman" w:hAnsi="Times New Roman"/>
-          <w:b w:val="0"/>
-          <w:bCs w:val="0"/>
-          <w:i w:val="0"/>
-          <w:iCs w:val="0"/>
-          <w:smallCaps w:val="0"/>
-          <w:strike w:val="0"/>
-          <w:color w:val="000000"/>
-          <w:sz w:val="24"/>
-          <w:szCs w:val="24"/>
-          <w:u w:val="none"/>
-          <w:shd w:fill="auto" w:val="clear"/>
-          <w:vertAlign w:val="baseline"/>
-        </w:rPr>
-      </w:pPr>
-      <w:r>
-        <w:rPr>
-          <w:rFonts w:ascii="Times New Roman" w:cs="Times New Roman" w:eastAsia="Times New Roman" w:hAnsi="Times New Roman"/>
-          <w:b w:val="0"/>
-          <w:bCs w:val="0"/>
+          <w:b w:val="1"/>
+          <w:bCs w:val="1"/>
+          <w:i w:val="0"/>
+          <w:iCs w:val="0"/>
+          <w:smallCaps w:val="0"/>
+          <w:strike w:val="0"/>
+          <w:color w:val="000000"/>
+          <w:sz w:val="24"/>
+          <w:szCs w:val="24"/>
+          <w:u w:val="none"/>
+          <w:shd w:fill="auto" w:val="clear"/>
+          <w:vertAlign w:val="baseline"/>
+        </w:rPr>
+      </w:pPr>
+      <w:r>
+        <w:rPr>
+          <w:rFonts w:ascii="Times New Roman" w:cs="Times New Roman" w:eastAsia="Times New Roman" w:hAnsi="Times New Roman"/>
+          <w:b w:val="1"/>
+          <w:bCs w:val="1"/>
           <w:i w:val="0"/>
           <w:iCs w:val="0"/>
           <w:smallCaps w:val="0"/>
@@ -133,25 +133,25 @@
         <w:jc w:val="left"/>
         <w:rPr>
           <w:rFonts w:ascii="Times New Roman" w:cs="Times New Roman" w:eastAsia="Times New Roman" w:hAnsi="Times New Roman"/>
-          <w:b w:val="0"/>
-          <w:bCs w:val="0"/>
-          <w:i w:val="0"/>
-          <w:iCs w:val="0"/>
-          <w:smallCaps w:val="0"/>
-          <w:strike w:val="0"/>
-          <w:color w:val="000000"/>
-          <w:sz w:val="24"/>
-          <w:szCs w:val="24"/>
-          <w:u w:val="none"/>
-          <w:shd w:fill="auto" w:val="clear"/>
-          <w:vertAlign w:val="baseline"/>
-        </w:rPr>
-      </w:pPr>
-      <w:r>
-        <w:rPr>
-          <w:rFonts w:ascii="Times New Roman" w:cs="Times New Roman" w:eastAsia="Times New Roman" w:hAnsi="Times New Roman"/>
-          <w:b w:val="0"/>
-          <w:bCs w:val="0"/>
+          <w:b w:val="1"/>
+          <w:bCs w:val="1"/>
+          <w:i w:val="0"/>
+          <w:iCs w:val="0"/>
+          <w:smallCaps w:val="0"/>
+          <w:strike w:val="0"/>
+          <w:color w:val="000000"/>
+          <w:sz w:val="24"/>
+          <w:szCs w:val="24"/>
+          <w:u w:val="none"/>
+          <w:shd w:fill="auto" w:val="clear"/>
+          <w:vertAlign w:val="baseline"/>
+        </w:rPr>
+      </w:pPr>
+      <w:r>
+        <w:rPr>
+          <w:rFonts w:ascii="Times New Roman" w:cs="Times New Roman" w:eastAsia="Times New Roman" w:hAnsi="Times New Roman"/>
+          <w:b w:val="1"/>
+          <w:bCs w:val="1"/>
           <w:i w:val="0"/>
           <w:iCs w:val="0"/>
           <w:smallCaps w:val="0"/>
@@ -169,6 +169,8 @@
       <w:r>
         <w:rPr>
           <w:rFonts w:ascii="Times New Roman" w:cs="Times New Roman" w:eastAsia="Times New Roman" w:hAnsi="Times New Roman"/>
+          <w:b w:val="1"/>
+          <w:bCs w:val="1"/>
           <w:rtl w:val="0"/>
         </w:rPr>
         <w:t xml:space="preserve">Febbraio.</w:t>
@@ -176,8 +178,8 @@
       <w:r>
         <w:rPr>
           <w:rFonts w:ascii="Times New Roman" w:cs="Times New Roman" w:eastAsia="Times New Roman" w:hAnsi="Times New Roman"/>
-          <w:b w:val="0"/>
-          <w:bCs w:val="0"/>
+          <w:b w:val="1"/>
+          <w:bCs w:val="1"/>
           <w:i w:val="0"/>
           <w:iCs w:val="0"/>
           <w:smallCaps w:val="0"/>
@@ -212,25 +214,25 @@
         <w:jc w:val="left"/>
         <w:rPr>
           <w:rFonts w:ascii="Times New Roman" w:cs="Times New Roman" w:eastAsia="Times New Roman" w:hAnsi="Times New Roman"/>
-          <w:b w:val="0"/>
-          <w:bCs w:val="0"/>
-          <w:i w:val="0"/>
-          <w:iCs w:val="0"/>
-          <w:smallCaps w:val="0"/>
-          <w:strike w:val="0"/>
-          <w:color w:val="000000"/>
-          <w:sz w:val="24"/>
-          <w:szCs w:val="24"/>
-          <w:u w:val="none"/>
-          <w:shd w:fill="auto" w:val="clear"/>
-          <w:vertAlign w:val="baseline"/>
-        </w:rPr>
-      </w:pPr>
-      <w:r>
-        <w:rPr>
-          <w:rFonts w:ascii="Times New Roman" w:cs="Times New Roman" w:eastAsia="Times New Roman" w:hAnsi="Times New Roman"/>
-          <w:b w:val="0"/>
-          <w:bCs w:val="0"/>
+          <w:b w:val="1"/>
+          <w:bCs w:val="1"/>
+          <w:i w:val="0"/>
+          <w:iCs w:val="0"/>
+          <w:smallCaps w:val="0"/>
+          <w:strike w:val="0"/>
+          <w:color w:val="000000"/>
+          <w:sz w:val="24"/>
+          <w:szCs w:val="24"/>
+          <w:u w:val="none"/>
+          <w:shd w:fill="auto" w:val="clear"/>
+          <w:vertAlign w:val="baseline"/>
+        </w:rPr>
+      </w:pPr>
+      <w:r>
+        <w:rPr>
+          <w:rFonts w:ascii="Times New Roman" w:cs="Times New Roman" w:eastAsia="Times New Roman" w:hAnsi="Times New Roman"/>
+          <w:b w:val="1"/>
+          <w:bCs w:val="1"/>
           <w:i w:val="0"/>
           <w:iCs w:val="0"/>
           <w:smallCaps w:val="0"/>
@@ -267,25 +269,25 @@
         <w:jc w:val="left"/>
         <w:rPr>
           <w:rFonts w:ascii="Times New Roman" w:cs="Times New Roman" w:eastAsia="Times New Roman" w:hAnsi="Times New Roman"/>
-          <w:b w:val="0"/>
-          <w:bCs w:val="0"/>
-          <w:i w:val="0"/>
-          <w:iCs w:val="0"/>
-          <w:smallCaps w:val="0"/>
-          <w:strike w:val="0"/>
-          <w:color w:val="000000"/>
-          <w:sz w:val="24"/>
-          <w:szCs w:val="24"/>
-          <w:u w:val="none"/>
-          <w:shd w:fill="auto" w:val="clear"/>
-          <w:vertAlign w:val="baseline"/>
-        </w:rPr>
-      </w:pPr>
-      <w:r>
-        <w:rPr>
-          <w:rFonts w:ascii="Times New Roman" w:cs="Times New Roman" w:eastAsia="Times New Roman" w:hAnsi="Times New Roman"/>
-          <w:b w:val="0"/>
-          <w:bCs w:val="0"/>
+          <w:b w:val="1"/>
+          <w:bCs w:val="1"/>
+          <w:i w:val="0"/>
+          <w:iCs w:val="0"/>
+          <w:smallCaps w:val="0"/>
+          <w:strike w:val="0"/>
+          <w:color w:val="000000"/>
+          <w:sz w:val="24"/>
+          <w:szCs w:val="24"/>
+          <w:u w:val="none"/>
+          <w:shd w:fill="auto" w:val="clear"/>
+          <w:vertAlign w:val="baseline"/>
+        </w:rPr>
+      </w:pPr>
+      <w:r>
+        <w:rPr>
+          <w:rFonts w:ascii="Times New Roman" w:cs="Times New Roman" w:eastAsia="Times New Roman" w:hAnsi="Times New Roman"/>
+          <w:b w:val="1"/>
+          <w:bCs w:val="1"/>
           <w:i w:val="0"/>
           <w:iCs w:val="0"/>
           <w:smallCaps w:val="0"/>
@@ -338,25 +340,25 @@
         <w:jc w:val="left"/>
         <w:rPr>
           <w:rFonts w:ascii="Times New Roman" w:cs="Times New Roman" w:eastAsia="Times New Roman" w:hAnsi="Times New Roman"/>
-          <w:b w:val="0"/>
-          <w:bCs w:val="0"/>
-          <w:i w:val="0"/>
-          <w:iCs w:val="0"/>
-          <w:smallCaps w:val="0"/>
-          <w:strike w:val="0"/>
-          <w:color w:val="000000"/>
-          <w:sz w:val="24"/>
-          <w:szCs w:val="24"/>
-          <w:u w:val="none"/>
-          <w:shd w:fill="auto" w:val="clear"/>
-          <w:vertAlign w:val="baseline"/>
-        </w:rPr>
-      </w:pPr>
-      <w:r>
-        <w:rPr>
-          <w:rFonts w:ascii="Times New Roman" w:cs="Times New Roman" w:eastAsia="Times New Roman" w:hAnsi="Times New Roman"/>
-          <w:b w:val="0"/>
-          <w:bCs w:val="0"/>
+          <w:b w:val="1"/>
+          <w:bCs w:val="1"/>
+          <w:i w:val="0"/>
+          <w:iCs w:val="0"/>
+          <w:smallCaps w:val="0"/>
+          <w:strike w:val="0"/>
+          <w:color w:val="000000"/>
+          <w:sz w:val="24"/>
+          <w:szCs w:val="24"/>
+          <w:u w:val="none"/>
+          <w:shd w:fill="auto" w:val="clear"/>
+          <w:vertAlign w:val="baseline"/>
+        </w:rPr>
+      </w:pPr>
+      <w:r>
+        <w:rPr>
+          <w:rFonts w:ascii="Times New Roman" w:cs="Times New Roman" w:eastAsia="Times New Roman" w:hAnsi="Times New Roman"/>
+          <w:b w:val="1"/>
+          <w:bCs w:val="1"/>
           <w:i w:val="0"/>
           <w:iCs w:val="0"/>
           <w:smallCaps w:val="0"/>
@@ -401,25 +403,25 @@
         <w:jc w:val="left"/>
         <w:rPr>
           <w:rFonts w:ascii="Times New Roman" w:cs="Times New Roman" w:eastAsia="Times New Roman" w:hAnsi="Times New Roman"/>
-          <w:b w:val="0"/>
-          <w:bCs w:val="0"/>
-          <w:i w:val="0"/>
-          <w:iCs w:val="0"/>
-          <w:smallCaps w:val="0"/>
-          <w:strike w:val="0"/>
-          <w:color w:val="000000"/>
-          <w:sz w:val="24"/>
-          <w:szCs w:val="24"/>
-          <w:u w:val="none"/>
-          <w:shd w:fill="auto" w:val="clear"/>
-          <w:vertAlign w:val="baseline"/>
-        </w:rPr>
-      </w:pPr>
-      <w:r>
-        <w:rPr>
-          <w:rFonts w:ascii="Times New Roman" w:cs="Times New Roman" w:eastAsia="Times New Roman" w:hAnsi="Times New Roman"/>
-          <w:b w:val="0"/>
-          <w:bCs w:val="0"/>
+          <w:b w:val="1"/>
+          <w:bCs w:val="1"/>
+          <w:i w:val="0"/>
+          <w:iCs w:val="0"/>
+          <w:smallCaps w:val="0"/>
+          <w:strike w:val="0"/>
+          <w:color w:val="000000"/>
+          <w:sz w:val="24"/>
+          <w:szCs w:val="24"/>
+          <w:u w:val="none"/>
+          <w:shd w:fill="auto" w:val="clear"/>
+          <w:vertAlign w:val="baseline"/>
+        </w:rPr>
+      </w:pPr>
+      <w:r>
+        <w:rPr>
+          <w:rFonts w:ascii="Times New Roman" w:cs="Times New Roman" w:eastAsia="Times New Roman" w:hAnsi="Times New Roman"/>
+          <w:b w:val="1"/>
+          <w:bCs w:val="1"/>
           <w:i w:val="0"/>
           <w:iCs w:val="0"/>
           <w:smallCaps w:val="0"/>
@@ -454,25 +456,25 @@
         <w:jc w:val="left"/>
         <w:rPr>
           <w:rFonts w:ascii="Times New Roman" w:cs="Times New Roman" w:eastAsia="Times New Roman" w:hAnsi="Times New Roman"/>
-          <w:b w:val="0"/>
-          <w:bCs w:val="0"/>
-          <w:i w:val="0"/>
-          <w:iCs w:val="0"/>
-          <w:smallCaps w:val="0"/>
-          <w:strike w:val="0"/>
-          <w:color w:val="000000"/>
-          <w:sz w:val="24"/>
-          <w:szCs w:val="24"/>
-          <w:u w:val="none"/>
-          <w:shd w:fill="auto" w:val="clear"/>
-          <w:vertAlign w:val="baseline"/>
-        </w:rPr>
-      </w:pPr>
-      <w:r>
-        <w:rPr>
-          <w:rFonts w:ascii="Times New Roman" w:cs="Times New Roman" w:eastAsia="Times New Roman" w:hAnsi="Times New Roman"/>
-          <w:b w:val="0"/>
-          <w:bCs w:val="0"/>
+          <w:b w:val="1"/>
+          <w:bCs w:val="1"/>
+          <w:i w:val="0"/>
+          <w:iCs w:val="0"/>
+          <w:smallCaps w:val="0"/>
+          <w:strike w:val="0"/>
+          <w:color w:val="000000"/>
+          <w:sz w:val="24"/>
+          <w:szCs w:val="24"/>
+          <w:u w:val="none"/>
+          <w:shd w:fill="auto" w:val="clear"/>
+          <w:vertAlign w:val="baseline"/>
+        </w:rPr>
+      </w:pPr>
+      <w:r>
+        <w:rPr>
+          <w:rFonts w:ascii="Times New Roman" w:cs="Times New Roman" w:eastAsia="Times New Roman" w:hAnsi="Times New Roman"/>
+          <w:b w:val="1"/>
+          <w:bCs w:val="1"/>
           <w:i w:val="0"/>
           <w:iCs w:val="0"/>
           <w:smallCaps w:val="0"/>
@@ -742,25 +744,25 @@
         <w:jc w:val="left"/>
         <w:rPr>
           <w:rFonts w:ascii="Times New Roman" w:cs="Times New Roman" w:eastAsia="Times New Roman" w:hAnsi="Times New Roman"/>
-          <w:b w:val="0"/>
-          <w:bCs w:val="0"/>
-          <w:i w:val="0"/>
-          <w:iCs w:val="0"/>
-          <w:smallCaps w:val="0"/>
-          <w:strike w:val="0"/>
-          <w:color w:val="000000"/>
-          <w:sz w:val="24"/>
-          <w:szCs w:val="24"/>
-          <w:u w:val="none"/>
-          <w:shd w:fill="auto" w:val="clear"/>
-          <w:vertAlign w:val="baseline"/>
-        </w:rPr>
-      </w:pPr>
-      <w:r>
-        <w:rPr>
-          <w:rFonts w:ascii="Times New Roman" w:cs="Times New Roman" w:eastAsia="Times New Roman" w:hAnsi="Times New Roman"/>
-          <w:b w:val="0"/>
-          <w:bCs w:val="0"/>
+          <w:b w:val="1"/>
+          <w:bCs w:val="1"/>
+          <w:i w:val="0"/>
+          <w:iCs w:val="0"/>
+          <w:smallCaps w:val="0"/>
+          <w:strike w:val="0"/>
+          <w:color w:val="000000"/>
+          <w:sz w:val="24"/>
+          <w:szCs w:val="24"/>
+          <w:u w:val="none"/>
+          <w:shd w:fill="auto" w:val="clear"/>
+          <w:vertAlign w:val="baseline"/>
+        </w:rPr>
+      </w:pPr>
+      <w:r>
+        <w:rPr>
+          <w:rFonts w:ascii="Times New Roman" w:cs="Times New Roman" w:eastAsia="Times New Roman" w:hAnsi="Times New Roman"/>
+          <w:b w:val="1"/>
+          <w:bCs w:val="1"/>
           <w:i w:val="0"/>
           <w:iCs w:val="0"/>
           <w:smallCaps w:val="0"/>
@@ -797,25 +799,25 @@
         <w:jc w:val="left"/>
         <w:rPr>
           <w:rFonts w:ascii="Times New Roman" w:cs="Times New Roman" w:eastAsia="Times New Roman" w:hAnsi="Times New Roman"/>
-          <w:b w:val="0"/>
-          <w:bCs w:val="0"/>
-          <w:i w:val="0"/>
-          <w:iCs w:val="0"/>
-          <w:smallCaps w:val="0"/>
-          <w:strike w:val="0"/>
-          <w:color w:val="000000"/>
-          <w:sz w:val="24"/>
-          <w:szCs w:val="24"/>
-          <w:u w:val="none"/>
-          <w:shd w:fill="auto" w:val="clear"/>
-          <w:vertAlign w:val="baseline"/>
-        </w:rPr>
-      </w:pPr>
-      <w:r>
-        <w:rPr>
-          <w:rFonts w:ascii="Times New Roman" w:cs="Times New Roman" w:eastAsia="Times New Roman" w:hAnsi="Times New Roman"/>
-          <w:b w:val="0"/>
-          <w:bCs w:val="0"/>
+          <w:b w:val="1"/>
+          <w:bCs w:val="1"/>
+          <w:i w:val="0"/>
+          <w:iCs w:val="0"/>
+          <w:smallCaps w:val="0"/>
+          <w:strike w:val="0"/>
+          <w:color w:val="000000"/>
+          <w:sz w:val="24"/>
+          <w:szCs w:val="24"/>
+          <w:u w:val="none"/>
+          <w:shd w:fill="auto" w:val="clear"/>
+          <w:vertAlign w:val="baseline"/>
+        </w:rPr>
+      </w:pPr>
+      <w:r>
+        <w:rPr>
+          <w:rFonts w:ascii="Times New Roman" w:cs="Times New Roman" w:eastAsia="Times New Roman" w:hAnsi="Times New Roman"/>
+          <w:b w:val="1"/>
+          <w:bCs w:val="1"/>
           <w:i w:val="0"/>
           <w:iCs w:val="0"/>
           <w:smallCaps w:val="0"/>
@@ -833,6 +835,8 @@
       <w:r>
         <w:rPr>
           <w:rFonts w:ascii="Times New Roman" w:cs="Times New Roman" w:eastAsia="Times New Roman" w:hAnsi="Times New Roman"/>
+          <w:b w:val="1"/>
+          <w:bCs w:val="1"/>
           <w:rtl w:val="0"/>
         </w:rPr>
         <w:t xml:space="preserve">Febbraio.</w:t>
@@ -840,8 +844,8 @@
       <w:r>
         <w:rPr>
           <w:rFonts w:ascii="Times New Roman" w:cs="Times New Roman" w:eastAsia="Times New Roman" w:hAnsi="Times New Roman"/>
-          <w:b w:val="0"/>
-          <w:bCs w:val="0"/>
+          <w:b w:val="1"/>
+          <w:bCs w:val="1"/>
           <w:i w:val="0"/>
           <w:iCs w:val="0"/>
           <w:smallCaps w:val="0"/>
@@ -876,25 +880,25 @@
         <w:jc w:val="left"/>
         <w:rPr>
           <w:rFonts w:ascii="Times New Roman" w:cs="Times New Roman" w:eastAsia="Times New Roman" w:hAnsi="Times New Roman"/>
-          <w:b w:val="0"/>
-          <w:bCs w:val="0"/>
-          <w:i w:val="0"/>
-          <w:iCs w:val="0"/>
-          <w:smallCaps w:val="0"/>
-          <w:strike w:val="0"/>
-          <w:color w:val="000000"/>
-          <w:sz w:val="24"/>
-          <w:szCs w:val="24"/>
-          <w:u w:val="none"/>
-          <w:shd w:fill="auto" w:val="clear"/>
-          <w:vertAlign w:val="baseline"/>
-        </w:rPr>
-      </w:pPr>
-      <w:r>
-        <w:rPr>
-          <w:rFonts w:ascii="Times New Roman" w:cs="Times New Roman" w:eastAsia="Times New Roman" w:hAnsi="Times New Roman"/>
-          <w:b w:val="0"/>
-          <w:bCs w:val="0"/>
+          <w:b w:val="1"/>
+          <w:bCs w:val="1"/>
+          <w:i w:val="0"/>
+          <w:iCs w:val="0"/>
+          <w:smallCaps w:val="0"/>
+          <w:strike w:val="0"/>
+          <w:color w:val="000000"/>
+          <w:sz w:val="24"/>
+          <w:szCs w:val="24"/>
+          <w:u w:val="none"/>
+          <w:shd w:fill="auto" w:val="clear"/>
+          <w:vertAlign w:val="baseline"/>
+        </w:rPr>
+      </w:pPr>
+      <w:r>
+        <w:rPr>
+          <w:rFonts w:ascii="Times New Roman" w:cs="Times New Roman" w:eastAsia="Times New Roman" w:hAnsi="Times New Roman"/>
+          <w:b w:val="1"/>
+          <w:bCs w:val="1"/>
           <w:i w:val="0"/>
           <w:iCs w:val="0"/>
           <w:smallCaps w:val="0"/>
@@ -931,25 +935,25 @@
         <w:jc w:val="left"/>
         <w:rPr>
           <w:rFonts w:ascii="Times New Roman" w:cs="Times New Roman" w:eastAsia="Times New Roman" w:hAnsi="Times New Roman"/>
-          <w:b w:val="0"/>
-          <w:bCs w:val="0"/>
-          <w:i w:val="0"/>
-          <w:iCs w:val="0"/>
-          <w:smallCaps w:val="0"/>
-          <w:strike w:val="0"/>
-          <w:color w:val="000000"/>
-          <w:sz w:val="24"/>
-          <w:szCs w:val="24"/>
-          <w:u w:val="none"/>
-          <w:shd w:fill="auto" w:val="clear"/>
-          <w:vertAlign w:val="baseline"/>
-        </w:rPr>
-      </w:pPr>
-      <w:r>
-        <w:rPr>
-          <w:rFonts w:ascii="Times New Roman" w:cs="Times New Roman" w:eastAsia="Times New Roman" w:hAnsi="Times New Roman"/>
-          <w:b w:val="0"/>
-          <w:bCs w:val="0"/>
+          <w:b w:val="1"/>
+          <w:bCs w:val="1"/>
+          <w:i w:val="0"/>
+          <w:iCs w:val="0"/>
+          <w:smallCaps w:val="0"/>
+          <w:strike w:val="0"/>
+          <w:color w:val="000000"/>
+          <w:sz w:val="24"/>
+          <w:szCs w:val="24"/>
+          <w:u w:val="none"/>
+          <w:shd w:fill="auto" w:val="clear"/>
+          <w:vertAlign w:val="baseline"/>
+        </w:rPr>
+      </w:pPr>
+      <w:r>
+        <w:rPr>
+          <w:rFonts w:ascii="Times New Roman" w:cs="Times New Roman" w:eastAsia="Times New Roman" w:hAnsi="Times New Roman"/>
+          <w:b w:val="1"/>
+          <w:bCs w:val="1"/>
           <w:i w:val="0"/>
           <w:iCs w:val="0"/>
           <w:smallCaps w:val="0"/>
@@ -990,25 +994,25 @@
         <w:jc w:val="left"/>
         <w:rPr>
           <w:rFonts w:ascii="Times New Roman" w:cs="Times New Roman" w:eastAsia="Times New Roman" w:hAnsi="Times New Roman"/>
-          <w:b w:val="0"/>
-          <w:bCs w:val="0"/>
-          <w:i w:val="0"/>
-          <w:iCs w:val="0"/>
-          <w:smallCaps w:val="0"/>
-          <w:strike w:val="0"/>
-          <w:color w:val="000000"/>
-          <w:sz w:val="24"/>
-          <w:szCs w:val="24"/>
-          <w:u w:val="none"/>
-          <w:shd w:fill="auto" w:val="clear"/>
-          <w:vertAlign w:val="baseline"/>
-        </w:rPr>
-      </w:pPr>
-      <w:r>
-        <w:rPr>
-          <w:rFonts w:ascii="Times New Roman" w:cs="Times New Roman" w:eastAsia="Times New Roman" w:hAnsi="Times New Roman"/>
-          <w:b w:val="0"/>
-          <w:bCs w:val="0"/>
+          <w:b w:val="1"/>
+          <w:bCs w:val="1"/>
+          <w:i w:val="0"/>
+          <w:iCs w:val="0"/>
+          <w:smallCaps w:val="0"/>
+          <w:strike w:val="0"/>
+          <w:color w:val="000000"/>
+          <w:sz w:val="24"/>
+          <w:szCs w:val="24"/>
+          <w:u w:val="none"/>
+          <w:shd w:fill="auto" w:val="clear"/>
+          <w:vertAlign w:val="baseline"/>
+        </w:rPr>
+      </w:pPr>
+      <w:r>
+        <w:rPr>
+          <w:rFonts w:ascii="Times New Roman" w:cs="Times New Roman" w:eastAsia="Times New Roman" w:hAnsi="Times New Roman"/>
+          <w:b w:val="1"/>
+          <w:bCs w:val="1"/>
           <w:i w:val="0"/>
           <w:iCs w:val="0"/>
           <w:smallCaps w:val="0"/>
@@ -1049,25 +1053,25 @@
         <w:jc w:val="left"/>
         <w:rPr>
           <w:rFonts w:ascii="Times New Roman" w:cs="Times New Roman" w:eastAsia="Times New Roman" w:hAnsi="Times New Roman"/>
-          <w:b w:val="0"/>
-          <w:bCs w:val="0"/>
-          <w:i w:val="0"/>
-          <w:iCs w:val="0"/>
-          <w:smallCaps w:val="0"/>
-          <w:strike w:val="0"/>
-          <w:color w:val="000000"/>
-          <w:sz w:val="24"/>
-          <w:szCs w:val="24"/>
-          <w:u w:val="none"/>
-          <w:shd w:fill="auto" w:val="clear"/>
-          <w:vertAlign w:val="baseline"/>
-        </w:rPr>
-      </w:pPr>
-      <w:r>
-        <w:rPr>
-          <w:rFonts w:ascii="Times New Roman" w:cs="Times New Roman" w:eastAsia="Times New Roman" w:hAnsi="Times New Roman"/>
-          <w:b w:val="0"/>
-          <w:bCs w:val="0"/>
+          <w:b w:val="1"/>
+          <w:bCs w:val="1"/>
+          <w:i w:val="0"/>
+          <w:iCs w:val="0"/>
+          <w:smallCaps w:val="0"/>
+          <w:strike w:val="0"/>
+          <w:color w:val="000000"/>
+          <w:sz w:val="24"/>
+          <w:szCs w:val="24"/>
+          <w:u w:val="none"/>
+          <w:shd w:fill="auto" w:val="clear"/>
+          <w:vertAlign w:val="baseline"/>
+        </w:rPr>
+      </w:pPr>
+      <w:r>
+        <w:rPr>
+          <w:rFonts w:ascii="Times New Roman" w:cs="Times New Roman" w:eastAsia="Times New Roman" w:hAnsi="Times New Roman"/>
+          <w:b w:val="1"/>
+          <w:bCs w:val="1"/>
           <w:i w:val="0"/>
           <w:iCs w:val="0"/>
           <w:smallCaps w:val="0"/>
@@ -1104,25 +1108,25 @@
         <w:jc w:val="left"/>
         <w:rPr>
           <w:rFonts w:ascii="Times New Roman" w:cs="Times New Roman" w:eastAsia="Times New Roman" w:hAnsi="Times New Roman"/>
-          <w:b w:val="0"/>
-          <w:bCs w:val="0"/>
-          <w:i w:val="0"/>
-          <w:iCs w:val="0"/>
-          <w:smallCaps w:val="0"/>
-          <w:strike w:val="0"/>
-          <w:color w:val="000000"/>
-          <w:sz w:val="24"/>
-          <w:szCs w:val="24"/>
-          <w:u w:val="none"/>
-          <w:shd w:fill="auto" w:val="clear"/>
-          <w:vertAlign w:val="baseline"/>
-        </w:rPr>
-      </w:pPr>
-      <w:r>
-        <w:rPr>
-          <w:rFonts w:ascii="Times New Roman" w:cs="Times New Roman" w:eastAsia="Times New Roman" w:hAnsi="Times New Roman"/>
-          <w:b w:val="0"/>
-          <w:bCs w:val="0"/>
+          <w:b w:val="1"/>
+          <w:bCs w:val="1"/>
+          <w:i w:val="0"/>
+          <w:iCs w:val="0"/>
+          <w:smallCaps w:val="0"/>
+          <w:strike w:val="0"/>
+          <w:color w:val="000000"/>
+          <w:sz w:val="24"/>
+          <w:szCs w:val="24"/>
+          <w:u w:val="none"/>
+          <w:shd w:fill="auto" w:val="clear"/>
+          <w:vertAlign w:val="baseline"/>
+        </w:rPr>
+      </w:pPr>
+      <w:r>
+        <w:rPr>
+          <w:rFonts w:ascii="Times New Roman" w:cs="Times New Roman" w:eastAsia="Times New Roman" w:hAnsi="Times New Roman"/>
+          <w:b w:val="1"/>
+          <w:bCs w:val="1"/>
           <w:i w:val="0"/>
           <w:iCs w:val="0"/>
           <w:smallCaps w:val="0"/>
@@ -1157,25 +1161,25 @@
         <w:jc w:val="left"/>
         <w:rPr>
           <w:rFonts w:ascii="Times New Roman" w:cs="Times New Roman" w:eastAsia="Times New Roman" w:hAnsi="Times New Roman"/>
-          <w:b w:val="0"/>
-          <w:bCs w:val="0"/>
-          <w:i w:val="0"/>
-          <w:iCs w:val="0"/>
-          <w:smallCaps w:val="0"/>
-          <w:strike w:val="0"/>
-          <w:color w:val="000000"/>
-          <w:sz w:val="24"/>
-          <w:szCs w:val="24"/>
-          <w:u w:val="none"/>
-          <w:shd w:fill="auto" w:val="clear"/>
-          <w:vertAlign w:val="baseline"/>
-        </w:rPr>
-      </w:pPr>
-      <w:r>
-        <w:rPr>
-          <w:rFonts w:ascii="Times New Roman" w:cs="Times New Roman" w:eastAsia="Times New Roman" w:hAnsi="Times New Roman"/>
-          <w:b w:val="0"/>
-          <w:bCs w:val="0"/>
+          <w:b w:val="1"/>
+          <w:bCs w:val="1"/>
+          <w:i w:val="0"/>
+          <w:iCs w:val="0"/>
+          <w:smallCaps w:val="0"/>
+          <w:strike w:val="0"/>
+          <w:color w:val="000000"/>
+          <w:sz w:val="24"/>
+          <w:szCs w:val="24"/>
+          <w:u w:val="none"/>
+          <w:shd w:fill="auto" w:val="clear"/>
+          <w:vertAlign w:val="baseline"/>
+        </w:rPr>
+      </w:pPr>
+      <w:r>
+        <w:rPr>
+          <w:rFonts w:ascii="Times New Roman" w:cs="Times New Roman" w:eastAsia="Times New Roman" w:hAnsi="Times New Roman"/>
+          <w:b w:val="1"/>
+          <w:bCs w:val="1"/>
           <w:i w:val="0"/>
           <w:iCs w:val="0"/>
           <w:smallCaps w:val="0"/>
@@ -1212,25 +1216,25 @@
         <w:jc w:val="left"/>
         <w:rPr>
           <w:rFonts w:ascii="Times New Roman" w:cs="Times New Roman" w:eastAsia="Times New Roman" w:hAnsi="Times New Roman"/>
-          <w:b w:val="0"/>
-          <w:bCs w:val="0"/>
-          <w:i w:val="0"/>
-          <w:iCs w:val="0"/>
-          <w:smallCaps w:val="0"/>
-          <w:strike w:val="0"/>
-          <w:color w:val="000000"/>
-          <w:sz w:val="24"/>
-          <w:szCs w:val="24"/>
-          <w:u w:val="none"/>
-          <w:shd w:fill="auto" w:val="clear"/>
-          <w:vertAlign w:val="baseline"/>
-        </w:rPr>
-      </w:pPr>
-      <w:r>
-        <w:rPr>
-          <w:rFonts w:ascii="Times New Roman" w:cs="Times New Roman" w:eastAsia="Times New Roman" w:hAnsi="Times New Roman"/>
-          <w:b w:val="0"/>
-          <w:bCs w:val="0"/>
+          <w:b w:val="1"/>
+          <w:bCs w:val="1"/>
+          <w:i w:val="0"/>
+          <w:iCs w:val="0"/>
+          <w:smallCaps w:val="0"/>
+          <w:strike w:val="0"/>
+          <w:color w:val="000000"/>
+          <w:sz w:val="24"/>
+          <w:szCs w:val="24"/>
+          <w:u w:val="none"/>
+          <w:shd w:fill="auto" w:val="clear"/>
+          <w:vertAlign w:val="baseline"/>
+        </w:rPr>
+      </w:pPr>
+      <w:r>
+        <w:rPr>
+          <w:rFonts w:ascii="Times New Roman" w:cs="Times New Roman" w:eastAsia="Times New Roman" w:hAnsi="Times New Roman"/>
+          <w:b w:val="1"/>
+          <w:bCs w:val="1"/>
           <w:i w:val="0"/>
           <w:iCs w:val="0"/>
           <w:smallCaps w:val="0"/>
@@ -1379,6 +1383,45 @@
     </w:p>
     <w:p>
       <w:pPr>
+        <w:spacing w:after="280" w:before="280" w:line="240" w:lineRule="auto"/>
+        <w:rPr>
+          <w:rFonts w:ascii="Times New Roman" w:cs="Times New Roman" w:eastAsia="Times New Roman" w:hAnsi="Times New Roman"/>
+        </w:rPr>
+      </w:pPr>
+      <w:r>
+        <w:rPr>
+          <w:rtl w:val="0"/>
+        </w:rPr>
+      </w:r>
+    </w:p>
+    <w:p>
+      <w:pPr>
+        <w:spacing w:after="280" w:before="280" w:line="240" w:lineRule="auto"/>
+        <w:rPr>
+          <w:rFonts w:ascii="Times New Roman" w:cs="Times New Roman" w:eastAsia="Times New Roman" w:hAnsi="Times New Roman"/>
+        </w:rPr>
+      </w:pPr>
+      <w:r>
+        <w:rPr>
+          <w:rtl w:val="0"/>
+        </w:rPr>
+      </w:r>
+    </w:p>
+    <w:p>
+      <w:pPr>
+        <w:spacing w:after="280" w:before="280" w:line="240" w:lineRule="auto"/>
+        <w:rPr>
+          <w:rFonts w:ascii="Times New Roman" w:cs="Times New Roman" w:eastAsia="Times New Roman" w:hAnsi="Times New Roman"/>
+        </w:rPr>
+      </w:pPr>
+      <w:r>
+        <w:rPr>
+          <w:rtl w:val="0"/>
+        </w:rPr>
+      </w:r>
+    </w:p>
+    <w:p>
+      <w:pPr>
         <w:keepNext w:val="0"/>
         <w:keepLines w:val="0"/>
         <w:pageBreakBefore w:val="0"/>
@@ -1396,25 +1439,25 @@
         <w:jc w:val="both"/>
         <w:rPr>
           <w:rFonts w:ascii="Times New Roman" w:cs="Times New Roman" w:eastAsia="Times New Roman" w:hAnsi="Times New Roman"/>
-          <w:b w:val="0"/>
-          <w:bCs w:val="0"/>
-          <w:i w:val="0"/>
-          <w:iCs w:val="0"/>
-          <w:smallCaps w:val="0"/>
-          <w:strike w:val="0"/>
-          <w:color w:val="000000"/>
-          <w:sz w:val="24"/>
-          <w:szCs w:val="24"/>
-          <w:u w:val="none"/>
-          <w:shd w:fill="auto" w:val="clear"/>
-          <w:vertAlign w:val="baseline"/>
-        </w:rPr>
-      </w:pPr>
-      <w:r>
-        <w:rPr>
-          <w:rFonts w:ascii="Times New Roman" w:cs="Times New Roman" w:eastAsia="Times New Roman" w:hAnsi="Times New Roman"/>
-          <w:b w:val="0"/>
-          <w:bCs w:val="0"/>
+          <w:b w:val="1"/>
+          <w:bCs w:val="1"/>
+          <w:i w:val="0"/>
+          <w:iCs w:val="0"/>
+          <w:smallCaps w:val="0"/>
+          <w:strike w:val="0"/>
+          <w:color w:val="000000"/>
+          <w:sz w:val="24"/>
+          <w:szCs w:val="24"/>
+          <w:u w:val="none"/>
+          <w:shd w:fill="auto" w:val="clear"/>
+          <w:vertAlign w:val="baseline"/>
+        </w:rPr>
+      </w:pPr>
+      <w:r>
+        <w:rPr>
+          <w:rFonts w:ascii="Times New Roman" w:cs="Times New Roman" w:eastAsia="Times New Roman" w:hAnsi="Times New Roman"/>
+          <w:b w:val="1"/>
+          <w:bCs w:val="1"/>
           <w:i w:val="0"/>
           <w:iCs w:val="0"/>
           <w:smallCaps w:val="0"/>
@@ -1449,25 +1492,25 @@
         <w:jc w:val="left"/>
         <w:rPr>
           <w:rFonts w:ascii="Times New Roman" w:cs="Times New Roman" w:eastAsia="Times New Roman" w:hAnsi="Times New Roman"/>
-          <w:b w:val="0"/>
-          <w:bCs w:val="0"/>
-          <w:i w:val="0"/>
-          <w:iCs w:val="0"/>
-          <w:smallCaps w:val="0"/>
-          <w:strike w:val="0"/>
-          <w:color w:val="000000"/>
-          <w:sz w:val="24"/>
-          <w:szCs w:val="24"/>
-          <w:u w:val="none"/>
-          <w:shd w:fill="auto" w:val="clear"/>
-          <w:vertAlign w:val="baseline"/>
-        </w:rPr>
-      </w:pPr>
-      <w:r>
-        <w:rPr>
-          <w:rFonts w:ascii="Times New Roman" w:cs="Times New Roman" w:eastAsia="Times New Roman" w:hAnsi="Times New Roman"/>
-          <w:b w:val="0"/>
-          <w:bCs w:val="0"/>
+          <w:b w:val="1"/>
+          <w:bCs w:val="1"/>
+          <w:i w:val="0"/>
+          <w:iCs w:val="0"/>
+          <w:smallCaps w:val="0"/>
+          <w:strike w:val="0"/>
+          <w:color w:val="000000"/>
+          <w:sz w:val="24"/>
+          <w:szCs w:val="24"/>
+          <w:u w:val="none"/>
+          <w:shd w:fill="auto" w:val="clear"/>
+          <w:vertAlign w:val="baseline"/>
+        </w:rPr>
+      </w:pPr>
+      <w:r>
+        <w:rPr>
+          <w:rFonts w:ascii="Times New Roman" w:cs="Times New Roman" w:eastAsia="Times New Roman" w:hAnsi="Times New Roman"/>
+          <w:b w:val="1"/>
+          <w:bCs w:val="1"/>
           <w:i w:val="0"/>
           <w:iCs w:val="0"/>
           <w:smallCaps w:val="0"/>
@@ -1504,25 +1547,25 @@
         <w:jc w:val="both"/>
         <w:rPr>
           <w:rFonts w:ascii="Times New Roman" w:cs="Times New Roman" w:eastAsia="Times New Roman" w:hAnsi="Times New Roman"/>
-          <w:b w:val="0"/>
-          <w:bCs w:val="0"/>
-          <w:i w:val="0"/>
-          <w:iCs w:val="0"/>
-          <w:smallCaps w:val="0"/>
-          <w:strike w:val="0"/>
-          <w:color w:val="000000"/>
-          <w:sz w:val="24"/>
-          <w:szCs w:val="24"/>
-          <w:u w:val="none"/>
-          <w:shd w:fill="auto" w:val="clear"/>
-          <w:vertAlign w:val="baseline"/>
-        </w:rPr>
-      </w:pPr>
-      <w:r>
-        <w:rPr>
-          <w:rFonts w:ascii="Times New Roman" w:cs="Times New Roman" w:eastAsia="Times New Roman" w:hAnsi="Times New Roman"/>
-          <w:b w:val="0"/>
-          <w:bCs w:val="0"/>
+          <w:b w:val="1"/>
+          <w:bCs w:val="1"/>
+          <w:i w:val="0"/>
+          <w:iCs w:val="0"/>
+          <w:smallCaps w:val="0"/>
+          <w:strike w:val="0"/>
+          <w:color w:val="000000"/>
+          <w:sz w:val="24"/>
+          <w:szCs w:val="24"/>
+          <w:u w:val="none"/>
+          <w:shd w:fill="auto" w:val="clear"/>
+          <w:vertAlign w:val="baseline"/>
+        </w:rPr>
+      </w:pPr>
+      <w:r>
+        <w:rPr>
+          <w:rFonts w:ascii="Times New Roman" w:cs="Times New Roman" w:eastAsia="Times New Roman" w:hAnsi="Times New Roman"/>
+          <w:b w:val="1"/>
+          <w:bCs w:val="1"/>
           <w:i w:val="0"/>
           <w:iCs w:val="0"/>
           <w:smallCaps w:val="0"/>
@@ -1557,25 +1600,25 @@
         <w:jc w:val="both"/>
         <w:rPr>
           <w:rFonts w:ascii="Times New Roman" w:cs="Times New Roman" w:eastAsia="Times New Roman" w:hAnsi="Times New Roman"/>
-          <w:b w:val="0"/>
-          <w:bCs w:val="0"/>
-          <w:i w:val="0"/>
-          <w:iCs w:val="0"/>
-          <w:smallCaps w:val="0"/>
-          <w:strike w:val="0"/>
-          <w:color w:val="000000"/>
-          <w:sz w:val="24"/>
-          <w:szCs w:val="24"/>
-          <w:u w:val="none"/>
-          <w:shd w:fill="auto" w:val="clear"/>
-          <w:vertAlign w:val="baseline"/>
-        </w:rPr>
-      </w:pPr>
-      <w:r>
-        <w:rPr>
-          <w:rFonts w:ascii="Times New Roman" w:cs="Times New Roman" w:eastAsia="Times New Roman" w:hAnsi="Times New Roman"/>
-          <w:b w:val="0"/>
-          <w:bCs w:val="0"/>
+          <w:b w:val="1"/>
+          <w:bCs w:val="1"/>
+          <w:i w:val="0"/>
+          <w:iCs w:val="0"/>
+          <w:smallCaps w:val="0"/>
+          <w:strike w:val="0"/>
+          <w:color w:val="000000"/>
+          <w:sz w:val="24"/>
+          <w:szCs w:val="24"/>
+          <w:u w:val="none"/>
+          <w:shd w:fill="auto" w:val="clear"/>
+          <w:vertAlign w:val="baseline"/>
+        </w:rPr>
+      </w:pPr>
+      <w:r>
+        <w:rPr>
+          <w:rFonts w:ascii="Times New Roman" w:cs="Times New Roman" w:eastAsia="Times New Roman" w:hAnsi="Times New Roman"/>
+          <w:b w:val="1"/>
+          <w:bCs w:val="1"/>
           <w:i w:val="0"/>
           <w:iCs w:val="0"/>
           <w:smallCaps w:val="0"/>
@@ -1610,25 +1653,25 @@
         <w:jc w:val="both"/>
         <w:rPr>
           <w:rFonts w:ascii="Times New Roman" w:cs="Times New Roman" w:eastAsia="Times New Roman" w:hAnsi="Times New Roman"/>
-          <w:b w:val="0"/>
-          <w:bCs w:val="0"/>
-          <w:i w:val="0"/>
-          <w:iCs w:val="0"/>
-          <w:smallCaps w:val="0"/>
-          <w:strike w:val="0"/>
-          <w:color w:val="000000"/>
-          <w:sz w:val="24"/>
-          <w:szCs w:val="24"/>
-          <w:u w:val="none"/>
-          <w:shd w:fill="auto" w:val="clear"/>
-          <w:vertAlign w:val="baseline"/>
-        </w:rPr>
-      </w:pPr>
-      <w:r>
-        <w:rPr>
-          <w:rFonts w:ascii="Times New Roman" w:cs="Times New Roman" w:eastAsia="Times New Roman" w:hAnsi="Times New Roman"/>
-          <w:b w:val="0"/>
-          <w:bCs w:val="0"/>
+          <w:b w:val="1"/>
+          <w:bCs w:val="1"/>
+          <w:i w:val="0"/>
+          <w:iCs w:val="0"/>
+          <w:smallCaps w:val="0"/>
+          <w:strike w:val="0"/>
+          <w:color w:val="000000"/>
+          <w:sz w:val="24"/>
+          <w:szCs w:val="24"/>
+          <w:u w:val="none"/>
+          <w:shd w:fill="auto" w:val="clear"/>
+          <w:vertAlign w:val="baseline"/>
+        </w:rPr>
+      </w:pPr>
+      <w:r>
+        <w:rPr>
+          <w:rFonts w:ascii="Times New Roman" w:cs="Times New Roman" w:eastAsia="Times New Roman" w:hAnsi="Times New Roman"/>
+          <w:b w:val="1"/>
+          <w:bCs w:val="1"/>
           <w:i w:val="0"/>
           <w:iCs w:val="0"/>
           <w:smallCaps w:val="0"/>
@@ -1663,25 +1706,25 @@
         <w:jc w:val="both"/>
         <w:rPr>
           <w:rFonts w:ascii="Times New Roman" w:cs="Times New Roman" w:eastAsia="Times New Roman" w:hAnsi="Times New Roman"/>
-          <w:b w:val="0"/>
-          <w:bCs w:val="0"/>
-          <w:i w:val="0"/>
-          <w:iCs w:val="0"/>
-          <w:smallCaps w:val="0"/>
-          <w:strike w:val="0"/>
-          <w:color w:val="000000"/>
-          <w:sz w:val="24"/>
-          <w:szCs w:val="24"/>
-          <w:u w:val="none"/>
-          <w:shd w:fill="auto" w:val="clear"/>
-          <w:vertAlign w:val="baseline"/>
-        </w:rPr>
-      </w:pPr>
-      <w:r>
-        <w:rPr>
-          <w:rFonts w:ascii="Times New Roman" w:cs="Times New Roman" w:eastAsia="Times New Roman" w:hAnsi="Times New Roman"/>
-          <w:b w:val="0"/>
-          <w:bCs w:val="0"/>
+          <w:b w:val="1"/>
+          <w:bCs w:val="1"/>
+          <w:i w:val="0"/>
+          <w:iCs w:val="0"/>
+          <w:smallCaps w:val="0"/>
+          <w:strike w:val="0"/>
+          <w:color w:val="000000"/>
+          <w:sz w:val="24"/>
+          <w:szCs w:val="24"/>
+          <w:u w:val="none"/>
+          <w:shd w:fill="auto" w:val="clear"/>
+          <w:vertAlign w:val="baseline"/>
+        </w:rPr>
+      </w:pPr>
+      <w:r>
+        <w:rPr>
+          <w:rFonts w:ascii="Times New Roman" w:cs="Times New Roman" w:eastAsia="Times New Roman" w:hAnsi="Times New Roman"/>
+          <w:b w:val="1"/>
+          <w:bCs w:val="1"/>
           <w:i w:val="0"/>
           <w:iCs w:val="0"/>
           <w:smallCaps w:val="0"/>
@@ -1716,25 +1759,25 @@
         <w:jc w:val="both"/>
         <w:rPr>
           <w:rFonts w:ascii="Times New Roman" w:cs="Times New Roman" w:eastAsia="Times New Roman" w:hAnsi="Times New Roman"/>
-          <w:b w:val="0"/>
-          <w:bCs w:val="0"/>
-          <w:i w:val="0"/>
-          <w:iCs w:val="0"/>
-          <w:smallCaps w:val="0"/>
-          <w:strike w:val="0"/>
-          <w:color w:val="000000"/>
-          <w:sz w:val="24"/>
-          <w:szCs w:val="24"/>
-          <w:u w:val="none"/>
-          <w:shd w:fill="auto" w:val="clear"/>
-          <w:vertAlign w:val="baseline"/>
-        </w:rPr>
-      </w:pPr>
-      <w:r>
-        <w:rPr>
-          <w:rFonts w:ascii="Times New Roman" w:cs="Times New Roman" w:eastAsia="Times New Roman" w:hAnsi="Times New Roman"/>
-          <w:b w:val="0"/>
-          <w:bCs w:val="0"/>
+          <w:b w:val="1"/>
+          <w:bCs w:val="1"/>
+          <w:i w:val="0"/>
+          <w:iCs w:val="0"/>
+          <w:smallCaps w:val="0"/>
+          <w:strike w:val="0"/>
+          <w:color w:val="000000"/>
+          <w:sz w:val="24"/>
+          <w:szCs w:val="24"/>
+          <w:u w:val="none"/>
+          <w:shd w:fill="auto" w:val="clear"/>
+          <w:vertAlign w:val="baseline"/>
+        </w:rPr>
+      </w:pPr>
+      <w:r>
+        <w:rPr>
+          <w:rFonts w:ascii="Times New Roman" w:cs="Times New Roman" w:eastAsia="Times New Roman" w:hAnsi="Times New Roman"/>
+          <w:b w:val="1"/>
+          <w:bCs w:val="1"/>
           <w:i w:val="0"/>
           <w:iCs w:val="0"/>
           <w:smallCaps w:val="0"/>
@@ -1769,25 +1812,25 @@
         <w:jc w:val="both"/>
         <w:rPr>
           <w:rFonts w:ascii="Times New Roman" w:cs="Times New Roman" w:eastAsia="Times New Roman" w:hAnsi="Times New Roman"/>
-          <w:b w:val="0"/>
-          <w:bCs w:val="0"/>
-          <w:i w:val="0"/>
-          <w:iCs w:val="0"/>
-          <w:smallCaps w:val="0"/>
-          <w:strike w:val="0"/>
-          <w:color w:val="000000"/>
-          <w:sz w:val="24"/>
-          <w:szCs w:val="24"/>
-          <w:u w:val="none"/>
-          <w:shd w:fill="auto" w:val="clear"/>
-          <w:vertAlign w:val="baseline"/>
-        </w:rPr>
-      </w:pPr>
-      <w:r>
-        <w:rPr>
-          <w:rFonts w:ascii="Times New Roman" w:cs="Times New Roman" w:eastAsia="Times New Roman" w:hAnsi="Times New Roman"/>
-          <w:b w:val="0"/>
-          <w:bCs w:val="0"/>
+          <w:b w:val="1"/>
+          <w:bCs w:val="1"/>
+          <w:i w:val="0"/>
+          <w:iCs w:val="0"/>
+          <w:smallCaps w:val="0"/>
+          <w:strike w:val="0"/>
+          <w:color w:val="000000"/>
+          <w:sz w:val="24"/>
+          <w:szCs w:val="24"/>
+          <w:u w:val="none"/>
+          <w:shd w:fill="auto" w:val="clear"/>
+          <w:vertAlign w:val="baseline"/>
+        </w:rPr>
+      </w:pPr>
+      <w:r>
+        <w:rPr>
+          <w:rFonts w:ascii="Times New Roman" w:cs="Times New Roman" w:eastAsia="Times New Roman" w:hAnsi="Times New Roman"/>
+          <w:b w:val="1"/>
+          <w:bCs w:val="1"/>
           <w:i w:val="0"/>
           <w:iCs w:val="0"/>
           <w:smallCaps w:val="0"/>
@@ -1822,23 +1865,25 @@
         <w:jc w:val="both"/>
         <w:rPr>
           <w:rFonts w:ascii="Times New Roman" w:cs="Times New Roman" w:eastAsia="Times New Roman" w:hAnsi="Times New Roman"/>
-          <w:b w:val="0"/>
-          <w:bCs w:val="0"/>
-          <w:i w:val="0"/>
-          <w:iCs w:val="0"/>
-          <w:smallCaps w:val="0"/>
-          <w:strike w:val="0"/>
-          <w:color w:val="000000"/>
-          <w:sz w:val="24"/>
-          <w:szCs w:val="24"/>
-          <w:u w:val="none"/>
-          <w:shd w:fill="auto" w:val="clear"/>
-          <w:vertAlign w:val="baseline"/>
-        </w:rPr>
-      </w:pPr>
-      <w:r>
-        <w:rPr>
-          <w:rFonts w:ascii="Times New Roman" w:cs="Times New Roman" w:eastAsia="Times New Roman" w:hAnsi="Times New Roman"/>
+          <w:b w:val="1"/>
+          <w:bCs w:val="1"/>
+          <w:i w:val="0"/>
+          <w:iCs w:val="0"/>
+          <w:smallCaps w:val="0"/>
+          <w:strike w:val="0"/>
+          <w:color w:val="000000"/>
+          <w:sz w:val="24"/>
+          <w:szCs w:val="24"/>
+          <w:u w:val="none"/>
+          <w:shd w:fill="auto" w:val="clear"/>
+          <w:vertAlign w:val="baseline"/>
+        </w:rPr>
+      </w:pPr>
+      <w:r>
+        <w:rPr>
+          <w:rFonts w:ascii="Times New Roman" w:cs="Times New Roman" w:eastAsia="Times New Roman" w:hAnsi="Times New Roman"/>
+          <w:b w:val="1"/>
+          <w:bCs w:val="1"/>
           <w:rtl w:val="0"/>
         </w:rPr>
         <w:t xml:space="preserve">Ils partirent</w:t>
@@ -1846,8 +1891,8 @@
       <w:r>
         <w:rPr>
           <w:rFonts w:ascii="Times New Roman" w:cs="Times New Roman" w:eastAsia="Times New Roman" w:hAnsi="Times New Roman"/>
-          <w:b w:val="0"/>
-          <w:bCs w:val="0"/>
+          <w:b w:val="1"/>
+          <w:bCs w:val="1"/>
           <w:i w:val="0"/>
           <w:iCs w:val="0"/>
           <w:smallCaps w:val="0"/>
@@ -1882,25 +1927,25 @@
         <w:jc w:val="both"/>
         <w:rPr>
           <w:rFonts w:ascii="Times New Roman" w:cs="Times New Roman" w:eastAsia="Times New Roman" w:hAnsi="Times New Roman"/>
-          <w:b w:val="0"/>
-          <w:bCs w:val="0"/>
-          <w:i w:val="0"/>
-          <w:iCs w:val="0"/>
-          <w:smallCaps w:val="0"/>
-          <w:strike w:val="0"/>
-          <w:color w:val="000000"/>
-          <w:sz w:val="24"/>
-          <w:szCs w:val="24"/>
-          <w:u w:val="none"/>
-          <w:shd w:fill="auto" w:val="clear"/>
-          <w:vertAlign w:val="baseline"/>
-        </w:rPr>
-      </w:pPr>
-      <w:r>
-        <w:rPr>
-          <w:rFonts w:ascii="Times New Roman" w:cs="Times New Roman" w:eastAsia="Times New Roman" w:hAnsi="Times New Roman"/>
-          <w:b w:val="0"/>
-          <w:bCs w:val="0"/>
+          <w:b w:val="1"/>
+          <w:bCs w:val="1"/>
+          <w:i w:val="0"/>
+          <w:iCs w:val="0"/>
+          <w:smallCaps w:val="0"/>
+          <w:strike w:val="0"/>
+          <w:color w:val="000000"/>
+          <w:sz w:val="24"/>
+          <w:szCs w:val="24"/>
+          <w:u w:val="none"/>
+          <w:shd w:fill="auto" w:val="clear"/>
+          <w:vertAlign w:val="baseline"/>
+        </w:rPr>
+      </w:pPr>
+      <w:r>
+        <w:rPr>
+          <w:rFonts w:ascii="Times New Roman" w:cs="Times New Roman" w:eastAsia="Times New Roman" w:hAnsi="Times New Roman"/>
+          <w:b w:val="1"/>
+          <w:bCs w:val="1"/>
           <w:i w:val="0"/>
           <w:iCs w:val="0"/>
           <w:smallCaps w:val="0"/>
@@ -1935,25 +1980,25 @@
         <w:jc w:val="both"/>
         <w:rPr>
           <w:rFonts w:ascii="Times New Roman" w:cs="Times New Roman" w:eastAsia="Times New Roman" w:hAnsi="Times New Roman"/>
-          <w:b w:val="0"/>
-          <w:bCs w:val="0"/>
-          <w:i w:val="0"/>
-          <w:iCs w:val="0"/>
-          <w:smallCaps w:val="0"/>
-          <w:strike w:val="0"/>
-          <w:color w:val="000000"/>
-          <w:sz w:val="24"/>
-          <w:szCs w:val="24"/>
-          <w:u w:val="none"/>
-          <w:shd w:fill="auto" w:val="clear"/>
-          <w:vertAlign w:val="baseline"/>
-        </w:rPr>
-      </w:pPr>
-      <w:r>
-        <w:rPr>
-          <w:rFonts w:ascii="Times New Roman" w:cs="Times New Roman" w:eastAsia="Times New Roman" w:hAnsi="Times New Roman"/>
-          <w:b w:val="0"/>
-          <w:bCs w:val="0"/>
+          <w:b w:val="1"/>
+          <w:bCs w:val="1"/>
+          <w:i w:val="0"/>
+          <w:iCs w:val="0"/>
+          <w:smallCaps w:val="0"/>
+          <w:strike w:val="0"/>
+          <w:color w:val="000000"/>
+          <w:sz w:val="24"/>
+          <w:szCs w:val="24"/>
+          <w:u w:val="none"/>
+          <w:shd w:fill="auto" w:val="clear"/>
+          <w:vertAlign w:val="baseline"/>
+        </w:rPr>
+      </w:pPr>
+      <w:r>
+        <w:rPr>
+          <w:rFonts w:ascii="Times New Roman" w:cs="Times New Roman" w:eastAsia="Times New Roman" w:hAnsi="Times New Roman"/>
+          <w:b w:val="1"/>
+          <w:bCs w:val="1"/>
           <w:i w:val="0"/>
           <w:iCs w:val="0"/>
           <w:smallCaps w:val="0"/>
@@ -1988,25 +2033,25 @@
         <w:jc w:val="both"/>
         <w:rPr>
           <w:rFonts w:ascii="Times New Roman" w:cs="Times New Roman" w:eastAsia="Times New Roman" w:hAnsi="Times New Roman"/>
-          <w:b w:val="0"/>
-          <w:bCs w:val="0"/>
-          <w:i w:val="0"/>
-          <w:iCs w:val="0"/>
-          <w:smallCaps w:val="0"/>
-          <w:strike w:val="0"/>
-          <w:color w:val="000000"/>
-          <w:sz w:val="24"/>
-          <w:szCs w:val="24"/>
-          <w:u w:val="none"/>
-          <w:shd w:fill="auto" w:val="clear"/>
-          <w:vertAlign w:val="baseline"/>
-        </w:rPr>
-      </w:pPr>
-      <w:r>
-        <w:rPr>
-          <w:rFonts w:ascii="Times New Roman" w:cs="Times New Roman" w:eastAsia="Times New Roman" w:hAnsi="Times New Roman"/>
-          <w:b w:val="0"/>
-          <w:bCs w:val="0"/>
+          <w:b w:val="1"/>
+          <w:bCs w:val="1"/>
+          <w:i w:val="0"/>
+          <w:iCs w:val="0"/>
+          <w:smallCaps w:val="0"/>
+          <w:strike w:val="0"/>
+          <w:color w:val="000000"/>
+          <w:sz w:val="24"/>
+          <w:szCs w:val="24"/>
+          <w:u w:val="none"/>
+          <w:shd w:fill="auto" w:val="clear"/>
+          <w:vertAlign w:val="baseline"/>
+        </w:rPr>
+      </w:pPr>
+      <w:r>
+        <w:rPr>
+          <w:rFonts w:ascii="Times New Roman" w:cs="Times New Roman" w:eastAsia="Times New Roman" w:hAnsi="Times New Roman"/>
+          <w:b w:val="1"/>
+          <w:bCs w:val="1"/>
           <w:i w:val="0"/>
           <w:iCs w:val="0"/>
           <w:smallCaps w:val="0"/>
@@ -2041,25 +2086,25 @@
         <w:jc w:val="both"/>
         <w:rPr>
           <w:rFonts w:ascii="Times New Roman" w:cs="Times New Roman" w:eastAsia="Times New Roman" w:hAnsi="Times New Roman"/>
-          <w:b w:val="0"/>
-          <w:bCs w:val="0"/>
-          <w:i w:val="0"/>
-          <w:iCs w:val="0"/>
-          <w:smallCaps w:val="0"/>
-          <w:strike w:val="0"/>
-          <w:color w:val="000000"/>
-          <w:sz w:val="24"/>
-          <w:szCs w:val="24"/>
-          <w:u w:val="none"/>
-          <w:shd w:fill="auto" w:val="clear"/>
-          <w:vertAlign w:val="baseline"/>
-        </w:rPr>
-      </w:pPr>
-      <w:r>
-        <w:rPr>
-          <w:rFonts w:ascii="Times New Roman" w:cs="Times New Roman" w:eastAsia="Times New Roman" w:hAnsi="Times New Roman"/>
-          <w:b w:val="0"/>
-          <w:bCs w:val="0"/>
+          <w:b w:val="1"/>
+          <w:bCs w:val="1"/>
+          <w:i w:val="0"/>
+          <w:iCs w:val="0"/>
+          <w:smallCaps w:val="0"/>
+          <w:strike w:val="0"/>
+          <w:color w:val="000000"/>
+          <w:sz w:val="24"/>
+          <w:szCs w:val="24"/>
+          <w:u w:val="none"/>
+          <w:shd w:fill="auto" w:val="clear"/>
+          <w:vertAlign w:val="baseline"/>
+        </w:rPr>
+      </w:pPr>
+      <w:r>
+        <w:rPr>
+          <w:rFonts w:ascii="Times New Roman" w:cs="Times New Roman" w:eastAsia="Times New Roman" w:hAnsi="Times New Roman"/>
+          <w:b w:val="1"/>
+          <w:bCs w:val="1"/>
           <w:i w:val="0"/>
           <w:iCs w:val="0"/>
           <w:smallCaps w:val="0"/>
@@ -2094,25 +2139,25 @@
         <w:jc w:val="both"/>
         <w:rPr>
           <w:rFonts w:ascii="Times New Roman" w:cs="Times New Roman" w:eastAsia="Times New Roman" w:hAnsi="Times New Roman"/>
-          <w:b w:val="0"/>
-          <w:bCs w:val="0"/>
-          <w:i w:val="0"/>
-          <w:iCs w:val="0"/>
-          <w:smallCaps w:val="0"/>
-          <w:strike w:val="0"/>
-          <w:color w:val="000000"/>
-          <w:sz w:val="24"/>
-          <w:szCs w:val="24"/>
-          <w:u w:val="none"/>
-          <w:shd w:fill="auto" w:val="clear"/>
-          <w:vertAlign w:val="baseline"/>
-        </w:rPr>
-      </w:pPr>
-      <w:r>
-        <w:rPr>
-          <w:rFonts w:ascii="Times New Roman" w:cs="Times New Roman" w:eastAsia="Times New Roman" w:hAnsi="Times New Roman"/>
-          <w:b w:val="0"/>
-          <w:bCs w:val="0"/>
+          <w:b w:val="1"/>
+          <w:bCs w:val="1"/>
+          <w:i w:val="0"/>
+          <w:iCs w:val="0"/>
+          <w:smallCaps w:val="0"/>
+          <w:strike w:val="0"/>
+          <w:color w:val="000000"/>
+          <w:sz w:val="24"/>
+          <w:szCs w:val="24"/>
+          <w:u w:val="none"/>
+          <w:shd w:fill="auto" w:val="clear"/>
+          <w:vertAlign w:val="baseline"/>
+        </w:rPr>
+      </w:pPr>
+      <w:r>
+        <w:rPr>
+          <w:rFonts w:ascii="Times New Roman" w:cs="Times New Roman" w:eastAsia="Times New Roman" w:hAnsi="Times New Roman"/>
+          <w:b w:val="1"/>
+          <w:bCs w:val="1"/>
           <w:i w:val="0"/>
           <w:iCs w:val="0"/>
           <w:smallCaps w:val="0"/>
@@ -2147,25 +2192,25 @@
         <w:jc w:val="both"/>
         <w:rPr>
           <w:rFonts w:ascii="Times New Roman" w:cs="Times New Roman" w:eastAsia="Times New Roman" w:hAnsi="Times New Roman"/>
-          <w:b w:val="0"/>
-          <w:bCs w:val="0"/>
-          <w:i w:val="0"/>
-          <w:iCs w:val="0"/>
-          <w:smallCaps w:val="0"/>
-          <w:strike w:val="0"/>
-          <w:color w:val="000000"/>
-          <w:sz w:val="24"/>
-          <w:szCs w:val="24"/>
-          <w:u w:val="none"/>
-          <w:shd w:fill="auto" w:val="clear"/>
-          <w:vertAlign w:val="baseline"/>
-        </w:rPr>
-      </w:pPr>
-      <w:r>
-        <w:rPr>
-          <w:rFonts w:ascii="Times New Roman" w:cs="Times New Roman" w:eastAsia="Times New Roman" w:hAnsi="Times New Roman"/>
-          <w:b w:val="0"/>
-          <w:bCs w:val="0"/>
+          <w:b w:val="1"/>
+          <w:bCs w:val="1"/>
+          <w:i w:val="0"/>
+          <w:iCs w:val="0"/>
+          <w:smallCaps w:val="0"/>
+          <w:strike w:val="0"/>
+          <w:color w:val="000000"/>
+          <w:sz w:val="24"/>
+          <w:szCs w:val="24"/>
+          <w:u w:val="none"/>
+          <w:shd w:fill="auto" w:val="clear"/>
+          <w:vertAlign w:val="baseline"/>
+        </w:rPr>
+      </w:pPr>
+      <w:r>
+        <w:rPr>
+          <w:rFonts w:ascii="Times New Roman" w:cs="Times New Roman" w:eastAsia="Times New Roman" w:hAnsi="Times New Roman"/>
+          <w:b w:val="1"/>
+          <w:bCs w:val="1"/>
           <w:i w:val="0"/>
           <w:iCs w:val="0"/>
           <w:smallCaps w:val="0"/>
@@ -2187,12 +2232,16 @@
         <w:jc w:val="both"/>
         <w:rPr>
           <w:rFonts w:ascii="Times New Roman" w:cs="Times New Roman" w:eastAsia="Times New Roman" w:hAnsi="Times New Roman"/>
-          <w:color w:val="000000"/>
-        </w:rPr>
-      </w:pPr>
-      <w:r>
-        <w:rPr>
-          <w:rFonts w:ascii="Times New Roman" w:cs="Times New Roman" w:eastAsia="Times New Roman" w:hAnsi="Times New Roman"/>
+          <w:b w:val="1"/>
+          <w:bCs w:val="1"/>
+          <w:color w:val="000000"/>
+        </w:rPr>
+      </w:pPr>
+      <w:r>
+        <w:rPr>
+          <w:rFonts w:ascii="Times New Roman" w:cs="Times New Roman" w:eastAsia="Times New Roman" w:hAnsi="Times New Roman"/>
+          <w:b w:val="1"/>
+          <w:bCs w:val="1"/>
           <w:color w:val="000000"/>
           <w:rtl w:val="0"/>
         </w:rPr>
@@ -2218,25 +2267,25 @@
         <w:jc w:val="both"/>
         <w:rPr>
           <w:rFonts w:ascii="Times New Roman" w:cs="Times New Roman" w:eastAsia="Times New Roman" w:hAnsi="Times New Roman"/>
-          <w:b w:val="0"/>
-          <w:bCs w:val="0"/>
-          <w:i w:val="0"/>
-          <w:iCs w:val="0"/>
-          <w:smallCaps w:val="0"/>
-          <w:strike w:val="0"/>
-          <w:color w:val="000000"/>
-          <w:sz w:val="24"/>
-          <w:szCs w:val="24"/>
-          <w:u w:val="none"/>
-          <w:shd w:fill="auto" w:val="clear"/>
-          <w:vertAlign w:val="baseline"/>
-        </w:rPr>
-      </w:pPr>
-      <w:r>
-        <w:rPr>
-          <w:rFonts w:ascii="Times New Roman" w:cs="Times New Roman" w:eastAsia="Times New Roman" w:hAnsi="Times New Roman"/>
-          <w:b w:val="0"/>
-          <w:bCs w:val="0"/>
+          <w:b w:val="1"/>
+          <w:bCs w:val="1"/>
+          <w:i w:val="0"/>
+          <w:iCs w:val="0"/>
+          <w:smallCaps w:val="0"/>
+          <w:strike w:val="0"/>
+          <w:color w:val="000000"/>
+          <w:sz w:val="24"/>
+          <w:szCs w:val="24"/>
+          <w:u w:val="none"/>
+          <w:shd w:fill="auto" w:val="clear"/>
+          <w:vertAlign w:val="baseline"/>
+        </w:rPr>
+      </w:pPr>
+      <w:r>
+        <w:rPr>
+          <w:rFonts w:ascii="Times New Roman" w:cs="Times New Roman" w:eastAsia="Times New Roman" w:hAnsi="Times New Roman"/>
+          <w:b w:val="1"/>
+          <w:bCs w:val="1"/>
           <w:i w:val="0"/>
           <w:iCs w:val="0"/>
           <w:smallCaps w:val="0"/>
